--- a/report/231A010432_TrinhMinhHoangBao_DeTai25_TieuLuan_CuoiKy.docx
+++ b/report/231A010432_TrinhMinhHoangBao_DeTai25_TieuLuan_CuoiKy.docx
@@ -10738,7 +10738,7 @@
           </mc:Choice>
           <mc:Fallback>
             <w:pict>
-              <v:rect w14:anchorId="34106A02" id="Rectangle 3" o:spid="_x0000_s1026" alt="Kiến trúc IoT và giảm thiểu DoS" style="width:24.2pt;height:24.2pt;visibility:visible;mso-wrap-style:square;mso-left-percent:-10001;mso-top-percent:-10001;mso-position-horizontal:absolute;mso-position-horizontal-relative:char;mso-position-vertical:absolute;mso-position-vertical-relative:line;mso-left-percent:-10001;mso-top-percent:-10001;v-text-anchor:top" o:gfxdata="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" filled="f" stroked="f">
+              <v:rect w14:anchorId="47699845" id="Rectangle 3" o:spid="_x0000_s1026" alt="Kiến trúc IoT và giảm thiểu DoS" style="width:24.2pt;height:24.2pt;visibility:visible;mso-wrap-style:square;mso-left-percent:-10001;mso-top-percent:-10001;mso-position-horizontal:absolute;mso-position-horizontal-relative:char;mso-position-vertical:absolute;mso-position-vertical-relative:line;mso-left-percent:-10001;mso-top-percent:-10001;v-text-anchor:top" o:gfxdata="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" filled="f" stroked="f">
                 <o:lock v:ext="edit" aspectratio="t"/>
                 <w10:anchorlock/>
               </v:rect>
@@ -22671,7 +22671,7 @@
     </w:p>
     <w:p>
       <w:pPr>
-        <w:spacing w:before="200"/>
+        <w:spacing w:before="200" w:line="216" w:lineRule="auto"/>
         <w:jc w:val="both"/>
         <w:rPr>
           <w:rFonts w:cs="Times New Roman"/>
@@ -22690,7 +22690,7 @@
     </w:p>
     <w:p>
       <w:pPr>
-        <w:spacing w:before="200"/>
+        <w:spacing w:before="200" w:line="216" w:lineRule="auto"/>
         <w:jc w:val="both"/>
         <w:rPr>
           <w:rFonts w:cs="Times New Roman"/>
@@ -22709,7 +22709,7 @@
     </w:p>
     <w:p>
       <w:pPr>
-        <w:spacing w:before="200"/>
+        <w:spacing w:before="200" w:line="216" w:lineRule="auto"/>
         <w:jc w:val="both"/>
         <w:rPr>
           <w:rFonts w:cs="Times New Roman"/>
@@ -22728,7 +22728,7 @@
     </w:p>
     <w:p>
       <w:pPr>
-        <w:spacing w:before="200"/>
+        <w:spacing w:before="200" w:line="216" w:lineRule="auto"/>
         <w:jc w:val="both"/>
         <w:rPr>
           <w:rFonts w:cs="Times New Roman"/>
@@ -22747,7 +22747,7 @@
     </w:p>
     <w:p>
       <w:pPr>
-        <w:spacing w:before="200"/>
+        <w:spacing w:before="200" w:line="216" w:lineRule="auto"/>
         <w:jc w:val="both"/>
         <w:rPr>
           <w:rFonts w:cs="Times New Roman"/>
@@ -22766,7 +22766,7 @@
     </w:p>
     <w:p>
       <w:pPr>
-        <w:spacing w:before="200"/>
+        <w:spacing w:before="200" w:line="216" w:lineRule="auto"/>
         <w:jc w:val="both"/>
         <w:rPr>
           <w:rFonts w:cs="Times New Roman"/>
@@ -22785,7 +22785,7 @@
     </w:p>
     <w:p>
       <w:pPr>
-        <w:spacing w:before="200"/>
+        <w:spacing w:before="200" w:line="216" w:lineRule="auto"/>
         <w:jc w:val="both"/>
         <w:rPr>
           <w:rFonts w:cs="Times New Roman"/>
@@ -22804,7 +22804,7 @@
     </w:p>
     <w:p>
       <w:pPr>
-        <w:spacing w:before="200"/>
+        <w:spacing w:before="200" w:line="216" w:lineRule="auto"/>
         <w:jc w:val="both"/>
         <w:rPr>
           <w:rFonts w:cs="Times New Roman"/>
@@ -22823,7 +22823,7 @@
     </w:p>
     <w:p>
       <w:pPr>
-        <w:spacing w:before="200"/>
+        <w:spacing w:before="200" w:line="216" w:lineRule="auto"/>
         <w:jc w:val="both"/>
         <w:rPr>
           <w:rFonts w:cs="Times New Roman"/>
@@ -22842,7 +22842,7 @@
     </w:p>
     <w:p>
       <w:pPr>
-        <w:spacing w:before="200"/>
+        <w:spacing w:before="200" w:line="216" w:lineRule="auto"/>
         <w:jc w:val="both"/>
         <w:rPr>
           <w:rFonts w:cs="Times New Roman"/>
@@ -22861,7 +22861,7 @@
     </w:p>
     <w:p>
       <w:pPr>
-        <w:spacing w:before="200"/>
+        <w:spacing w:before="200" w:line="216" w:lineRule="auto"/>
         <w:jc w:val="both"/>
         <w:rPr>
           <w:rFonts w:cs="Times New Roman"/>
@@ -22875,12 +22875,12 @@
           <w:color w:val="auto"/>
           <w:lang w:val="vi-VN"/>
         </w:rPr>
-        <w:t>│   │   ├── hinh4.1_khoi_chay_gateway.png</w:t>
+        <w:t>│   │   ├── Demo.PNG</w:t>
       </w:r>
     </w:p>
     <w:p>
       <w:pPr>
-        <w:spacing w:before="200"/>
+        <w:spacing w:before="200" w:line="216" w:lineRule="auto"/>
         <w:jc w:val="both"/>
         <w:rPr>
           <w:rFonts w:cs="Times New Roman"/>
@@ -22894,12 +22894,12 @@
           <w:color w:val="auto"/>
           <w:lang w:val="vi-VN"/>
         </w:rPr>
-        <w:t>│   │   ├── hinh4.2_request_hop_le_200.png</w:t>
+        <w:t>│   │   └── SoDoCauTruc.png</w:t>
       </w:r>
     </w:p>
     <w:p>
       <w:pPr>
-        <w:spacing w:before="200"/>
+        <w:spacing w:before="200" w:line="216" w:lineRule="auto"/>
         <w:jc w:val="both"/>
         <w:rPr>
           <w:rFonts w:cs="Times New Roman"/>
@@ -22913,12 +22913,12 @@
           <w:color w:val="auto"/>
           <w:lang w:val="vi-VN"/>
         </w:rPr>
-        <w:t>│   │   └── hinh4.3_chan_dos_429.png</w:t>
+        <w:t>│   └── logs/</w:t>
       </w:r>
     </w:p>
     <w:p>
       <w:pPr>
-        <w:spacing w:before="200"/>
+        <w:spacing w:before="200" w:line="216" w:lineRule="auto"/>
         <w:jc w:val="both"/>
         <w:rPr>
           <w:rFonts w:cs="Times New Roman"/>
@@ -22932,12 +22932,12 @@
           <w:color w:val="auto"/>
           <w:lang w:val="vi-VN"/>
         </w:rPr>
-        <w:t>│   └── logs/</w:t>
+        <w:t>│       ├── syslogs.txt</w:t>
       </w:r>
     </w:p>
     <w:p>
       <w:pPr>
-        <w:spacing w:before="200"/>
+        <w:spacing w:before="200" w:line="216" w:lineRule="auto"/>
         <w:jc w:val="both"/>
         <w:rPr>
           <w:rFonts w:cs="Times New Roman"/>
@@ -22951,12 +22951,12 @@
           <w:color w:val="auto"/>
           <w:lang w:val="vi-VN"/>
         </w:rPr>
-        <w:t>│       └── syslog.txt</w:t>
+        <w:t>│       ├── TC-01.PNG</w:t>
       </w:r>
     </w:p>
     <w:p>
       <w:pPr>
-        <w:spacing w:before="200"/>
+        <w:spacing w:before="200" w:line="216" w:lineRule="auto"/>
         <w:jc w:val="both"/>
         <w:rPr>
           <w:rFonts w:cs="Times New Roman"/>
@@ -22970,12 +22970,12 @@
           <w:color w:val="auto"/>
           <w:lang w:val="vi-VN"/>
         </w:rPr>
-        <w:t>├── src/</w:t>
+        <w:t>│       ├── TC-02-Client.PNG</w:t>
       </w:r>
     </w:p>
     <w:p>
       <w:pPr>
-        <w:spacing w:before="200"/>
+        <w:spacing w:before="200" w:line="216" w:lineRule="auto"/>
         <w:jc w:val="both"/>
         <w:rPr>
           <w:rFonts w:cs="Times New Roman"/>
@@ -22989,12 +22989,12 @@
           <w:color w:val="auto"/>
           <w:lang w:val="vi-VN"/>
         </w:rPr>
-        <w:t>│   ├── app.py</w:t>
+        <w:t>│       ├── TC-02-Server.PNG</w:t>
       </w:r>
     </w:p>
     <w:p>
       <w:pPr>
-        <w:spacing w:before="200"/>
+        <w:spacing w:before="200" w:line="216" w:lineRule="auto"/>
         <w:jc w:val="both"/>
         <w:rPr>
           <w:rFonts w:cs="Times New Roman"/>
@@ -23008,12 +23008,12 @@
           <w:color w:val="auto"/>
           <w:lang w:val="vi-VN"/>
         </w:rPr>
-        <w:t>│   └── flood_test.py</w:t>
+        <w:t>│       ├── TC-04.PNG</w:t>
       </w:r>
     </w:p>
     <w:p>
       <w:pPr>
-        <w:spacing w:before="200"/>
+        <w:spacing w:before="200" w:line="216" w:lineRule="auto"/>
         <w:jc w:val="both"/>
         <w:rPr>
           <w:rFonts w:cs="Times New Roman"/>
@@ -23027,12 +23027,12 @@
           <w:color w:val="auto"/>
           <w:lang w:val="vi-VN"/>
         </w:rPr>
-        <w:t>├── data/</w:t>
+        <w:t>│       └── TC-05.PNG</w:t>
       </w:r>
     </w:p>
     <w:p>
       <w:pPr>
-        <w:spacing w:before="200"/>
+        <w:spacing w:before="200" w:line="216" w:lineRule="auto"/>
         <w:jc w:val="both"/>
         <w:rPr>
           <w:rFonts w:cs="Times New Roman"/>
@@ -23046,12 +23046,12 @@
           <w:color w:val="auto"/>
           <w:lang w:val="vi-VN"/>
         </w:rPr>
-        <w:t>│   └── payload_mau.json</w:t>
+        <w:t>├── src/</w:t>
       </w:r>
     </w:p>
     <w:p>
       <w:pPr>
-        <w:spacing w:before="200"/>
+        <w:spacing w:before="200" w:line="216" w:lineRule="auto"/>
         <w:jc w:val="both"/>
         <w:rPr>
           <w:rFonts w:cs="Times New Roman"/>
@@ -23065,12 +23065,12 @@
           <w:color w:val="auto"/>
           <w:lang w:val="vi-VN"/>
         </w:rPr>
-        <w:t>├── configs/</w:t>
+        <w:t>│   ├── app.py</w:t>
       </w:r>
     </w:p>
     <w:p>
       <w:pPr>
-        <w:spacing w:before="200"/>
+        <w:spacing w:before="200" w:line="216" w:lineRule="auto"/>
         <w:jc w:val="both"/>
         <w:rPr>
           <w:rFonts w:cs="Times New Roman"/>
@@ -23084,12 +23084,12 @@
           <w:color w:val="auto"/>
           <w:lang w:val="vi-VN"/>
         </w:rPr>
-        <w:t>│   └── config.json</w:t>
+        <w:t>│   └── flood_test.py</w:t>
       </w:r>
     </w:p>
     <w:p>
       <w:pPr>
-        <w:spacing w:before="200"/>
+        <w:spacing w:before="200" w:line="216" w:lineRule="auto"/>
         <w:jc w:val="both"/>
         <w:rPr>
           <w:rFonts w:cs="Times New Roman"/>
@@ -23103,12 +23103,88 @@
           <w:color w:val="auto"/>
           <w:lang w:val="vi-VN"/>
         </w:rPr>
-        <w:t>└── references/</w:t>
+        <w:t>├── data/</w:t>
       </w:r>
     </w:p>
     <w:p>
       <w:pPr>
-        <w:spacing w:before="200"/>
+        <w:spacing w:before="200" w:line="216" w:lineRule="auto"/>
+        <w:jc w:val="both"/>
+        <w:rPr>
+          <w:rFonts w:cs="Times New Roman"/>
+          <w:color w:val="auto"/>
+          <w:lang w:val="vi-VN"/>
+        </w:rPr>
+      </w:pPr>
+      <w:r>
+        <w:rPr>
+          <w:rFonts w:cs="Times New Roman"/>
+          <w:color w:val="auto"/>
+          <w:lang w:val="vi-VN"/>
+        </w:rPr>
+        <w:t>│   └── payload_mau.json</w:t>
+      </w:r>
+    </w:p>
+    <w:p>
+      <w:pPr>
+        <w:spacing w:before="200" w:line="216" w:lineRule="auto"/>
+        <w:jc w:val="both"/>
+        <w:rPr>
+          <w:rFonts w:cs="Times New Roman"/>
+          <w:color w:val="auto"/>
+          <w:lang w:val="vi-VN"/>
+        </w:rPr>
+      </w:pPr>
+      <w:r>
+        <w:rPr>
+          <w:rFonts w:cs="Times New Roman"/>
+          <w:color w:val="auto"/>
+          <w:lang w:val="vi-VN"/>
+        </w:rPr>
+        <w:t>├── configs/</w:t>
+      </w:r>
+    </w:p>
+    <w:p>
+      <w:pPr>
+        <w:spacing w:before="200" w:line="216" w:lineRule="auto"/>
+        <w:jc w:val="both"/>
+        <w:rPr>
+          <w:rFonts w:cs="Times New Roman"/>
+          <w:color w:val="auto"/>
+          <w:lang w:val="vi-VN"/>
+        </w:rPr>
+      </w:pPr>
+      <w:r>
+        <w:rPr>
+          <w:rFonts w:cs="Times New Roman"/>
+          <w:color w:val="auto"/>
+          <w:lang w:val="vi-VN"/>
+        </w:rPr>
+        <w:t>│   └── config.json</w:t>
+      </w:r>
+    </w:p>
+    <w:p>
+      <w:pPr>
+        <w:spacing w:before="200" w:line="216" w:lineRule="auto"/>
+        <w:jc w:val="both"/>
+        <w:rPr>
+          <w:rFonts w:cs="Times New Roman"/>
+          <w:color w:val="auto"/>
+          <w:lang w:val="vi-VN"/>
+        </w:rPr>
+      </w:pPr>
+      <w:r>
+        <w:rPr>
+          <w:rFonts w:cs="Times New Roman"/>
+          <w:color w:val="auto"/>
+          <w:lang w:val="vi-VN"/>
+        </w:rPr>
+        <w:t>└── references/</w:t>
+      </w:r>
+    </w:p>
+    <w:p>
+      <w:pPr>
+        <w:spacing w:before="200" w:line="216" w:lineRule="auto"/>
         <w:jc w:val="both"/>
         <w:rPr>
           <w:rFonts w:cs="Times New Roman"/>
